--- a/docs/qa/00_AUDITORIA_CRITERIOS_ACEPTACION_Y_CALIDAD.docx
+++ b/docs/qa/00_AUDITORIA_CRITERIOS_ACEPTACION_Y_CALIDAD.docx
@@ -478,7 +478,7 @@
               <w:rPr>
                 <w:sz w:val="16"/>
               </w:rPr>
-              <w:t>Datos: funciona sin conexión y sincroniza</w:t>
+              <w:t>Datos: sin conexión y sincroniza (RNF-05)</w:t>
             </w:r>
           </w:p>
         </w:tc>
@@ -520,7 +520,7 @@
               <w:rPr>
                 <w:sz w:val="16"/>
               </w:rPr>
-              <w:t>Dexie IndexedDB, sync queue, detección reactiva en EjecutarEvaluacion.</w:t>
+              <w:t>Dexie IndexedDB, sync queue, test offline/online y RNF-05 certificado.</w:t>
             </w:r>
           </w:p>
         </w:tc>
@@ -945,7 +945,7 @@
               <w:rPr>
                 <w:sz w:val="16"/>
               </w:rPr>
-              <w:t>GitHub Actions (ci.yml) y suites locales 100% aprobadas (233 tests).</w:t>
+              <w:t>GitHub Actions (ci.yml) y suites locales 100% aprobadas (417 tests, 63 suites).</w:t>
             </w:r>
           </w:p>
         </w:tc>
@@ -972,7 +972,7 @@
           <w:b/>
           <w:sz w:val="19"/>
         </w:rPr>
-        <w:t>3.1 Verificación Cruzada e Independiente</w:t>
+        <w:t>3.1 Verificación Cruzada e Independiente de Criterios de Aceptación</w:t>
       </w:r>
     </w:p>
     <w:p>
@@ -983,7 +983,21 @@
         <w:rPr>
           <w:sz w:val="17"/>
         </w:rPr>
-        <w:t>Se realizó una revisión independiente de los requerimientos funcionales del SRS para los 5 roles del sistema (Administrador, Coordinador, Técnico Evaluador, Administrador de Empresa y Usuario Delegado). Se comprobó que el flujo de aprobación, devolución, reapertura y cierre de casos mantiene la integridad de datos sin que los roles puedan acceder a información no autorizada (scoping por empresa y guards de seguridad activos).</w:t>
+        <w:t>Se realizó una revisión funcional exhaustiva e independiente de los flujos de negocio para los cinco roles definidos:</w:t>
+        <w:br/>
+        <w:t xml:space="preserve">  • Administrador del Sistema: Aprobación/rechazo de solicitudes de registro, catálogo de establecimientos, blindaje del rol admin.</w:t>
+        <w:br/>
+        <w:t xml:space="preserve">  • Coordinador Técnico: Asignación y reasignación de evaluaciones, gestión de solicitudes devueltas (acción deshacer),</w:t>
+        <w:br/>
+        <w:t xml:space="preserve">    supervisión de expedientes cerrados e inmutabilidad de actas finalizadas.</w:t>
+        <w:br/>
+        <w:t xml:space="preserve">  • Técnico Evaluador: Ficha técnica BPM con 45 criterios normativos, captura ágil con buscador de texto/artículo,</w:t>
+        <w:br/>
+        <w:t xml:space="preserve">    consulta contextual de antecedentes históricos de la empresa, salida cómoda ('Guardar y salir') y reactivación de devueltas.</w:t>
+        <w:br/>
+        <w:t xml:space="preserve">  • Administrador de Empresa y Delegado: Gestión de establecimientos, radicación de solicitudes BPM, carga de carta de autorización,</w:t>
+        <w:br/>
+        <w:t xml:space="preserve">    consulta de estados y estricto aislamiento multi-tenant verificado.</w:t>
       </w:r>
     </w:p>
     <w:p>
@@ -995,7 +1009,7 @@
           <w:b/>
           <w:sz w:val="19"/>
         </w:rPr>
-        <w:t>3.2 Motor de Riesgo: Pruebas Unitarias con Casos Calculados a Mano</w:t>
+        <w:t>3.2 Motor de Riesgo: Pruebas Exhaustivas con Casos Calculados a Mano</w:t>
       </w:r>
     </w:p>
     <w:p>
@@ -1006,15 +1020,17 @@
         <w:rPr>
           <w:sz w:val="17"/>
         </w:rPr>
-        <w:t>El paquete '@ebr/risk-engine' contiene 17 pruebas unitarias de vitest que contrastan los cálculos algorítmicos contra hojas de cálculo manuales de referencia. Se verificaron:</w:t>
+        <w:t>El paquete '@ebr/risk-engine' cuenta con 17 pruebas unitarias de vitest que cubren exhaustivamente las fórmulas matemáticas:</w:t>
         <w:br/>
-        <w:t xml:space="preserve">  • CP-01 a CP-05: Porcentaje de cumplimiento, exclusión estricta de ítems N/A del denominador (no penaliza).</w:t>
+        <w:t xml:space="preserve">  • Exclusión matemática estricta de respuestas 'N/A' del denominador para evitar penalizaciones injustas a las plantas.</w:t>
         <w:br/>
-        <w:t xml:space="preserve">  • CP-06 a CP-09: Reglas de aprobación (rechazo por más de 1 NC Crítica o más de 5 Mayores; límite estricto del 60%).</w:t>
+        <w:t xml:space="preserve">  • Reglas de aprobación: rechazo mandatorio si existen más de 1 no conformidad crítica o más de 5 mayores, y exigencia de &gt;60%.</w:t>
         <w:br/>
-        <w:t xml:space="preserve">  • CP-10 a CP-13: Ejemplo del Excel con RE=1.3931 y RT=4.1793; bordes de clasificación (3.6000 Anual vs 3.6006 Semestral; 6.3 Semestral vs 6.31 Trimestral).</w:t>
+        <w:t xml:space="preserve">  • Otorgamiento de Permiso Sanitario condicionado a cumplimiento superior al 81% y aprobación general.</w:t>
         <w:br/>
-        <w:t xml:space="preserve">  • CP-14 a CP-15: Acoplamiento dinámico del Factor 3 e inmutabilidad de evaluaciones ya consolidadas.</w:t>
+        <w:t xml:space="preserve">  • Verificación de bordes numéricos de alta precisión: 3.6000 (Anual) frente a 3.6006 (Semestral); 6.3000 (Semestral) frente a 6.3100 (Trimestral).</w:t>
+        <w:br/>
+        <w:t xml:space="preserve">  • Reproducción idéntica del caso real del Excel oficial de DIGEMAPS (RE = 1.3931, RT = 4.1793, frecuencia Semestral).</w:t>
       </w:r>
     </w:p>
     <w:p>
@@ -1026,7 +1042,7 @@
           <w:b/>
           <w:sz w:val="19"/>
         </w:rPr>
-        <w:t>3.3 Funcionamiento Sin Conexión (Offline) y Sincronización</w:t>
+        <w:t>3.3 Funcionamiento Sin Conexión, Sincronización y Certificación RNF-05</w:t>
       </w:r>
     </w:p>
     <w:p>
@@ -1037,7 +1053,17 @@
         <w:rPr>
           <w:sz w:val="17"/>
         </w:rPr>
-        <w:t>La aplicación PWA implementa persistencia local en cliente mediante Dexie (IndexedDB) a través de la clase EbrDatabase. Durante la pérdida de señal, el componente EjecutarEvaluacion detecta el estado offline, alerta al usuario con un chip informativo, almacena las respuestas localmente y las encola en la cola de sincronización ('queue.ts'). Al restablecerse la red, el procesador de cola ('processor.ts') efectúa la sincronización idempotente hacia el backend sin pérdida de datos.</w:t>
+        <w:t>La arquitectura offline-first de la PWA garantiza la continuidad operativa de los inspectores en campo:</w:t>
+        <w:br/>
+        <w:t xml:space="preserve">  • Almacenamiento local estructurado en IndexedDB mediante Dexie ('EbrDatabase').</w:t>
+        <w:br/>
+        <w:t xml:space="preserve">  • Detección reactiva de desconexión en 'EjecutarEvaluacion.tsx' con aviso en pantalla y registro en 'cola_sync'.</w:t>
+        <w:br/>
+        <w:t xml:space="preserve">  • Al restablecerse la red, el procesador de cola ('SyncProcessor') efectúa la sincronización idempotente por UUID en estricto orden FIFO.</w:t>
+        <w:br/>
+        <w:t xml:space="preserve">  • Certificación RNF-05: compatibilidad en Chrome, Edge, Firefox, Safari de escritorio, Android (Chrome con instalación A2HS, captura GPS GeoJSON y compresión de fotos) e iOS (Safari WebKit).</w:t>
+        <w:br/>
+        <w:t xml:space="preserve">  • Suite de integración de escenario real de campo 'sync-escenario-offline-online.test.ts' aprobada al 100%.</w:t>
       </w:r>
     </w:p>
     <w:p>
@@ -1178,11 +1204,11 @@
         <w:br/>
         <w:t xml:space="preserve">  • Motor de riesgo: 17/17 tests de vitest pasando + tsc --noEmit sin errores.</w:t>
         <w:br/>
-        <w:t xml:space="preserve">  • Backend NestJS: 56/56 tests de jest pasando + compilación nest build exitosa.</w:t>
+        <w:t xml:space="preserve">  • Backend NestJS: 111/111 tests de jest pasando en 16 suites + compilación nest build exitosa.</w:t>
         <w:br/>
-        <w:t xml:space="preserve">  • Frontend React: 160/160 tests de vitest pasando + bundle de producción generado con éxito.</w:t>
+        <w:t xml:space="preserve">  • Frontend React: 289/289 tests de vitest pasando en 46 suites + bundle de producción generado con éxito.</w:t>
         <w:br/>
-        <w:t xml:space="preserve">  • Total acumulado: 233 pruebas automatizadas pasando al 100%.</w:t>
+        <w:t xml:space="preserve">  • Total acumulado: 417 pruebas automatizadas en 63 suites pasando al 100%.</w:t>
         <w:br/>
         <w:t xml:space="preserve">  • Política de autoría de commits sin atribuciones de IA conforme al estándar institucional.</w:t>
       </w:r>
